--- a/projects/informe_coyuntura/docs/cinturon_espiritu_epoca.docx
+++ b/projects/informe_coyuntura/docs/cinturon_espiritu_epoca.docx
@@ -14,10 +14,13 @@
     <w:tbl>
       <w:tblPr>
         <w:tblStyle w:val="Table"/>
-        <w:tblW w:type="pct" w:w="0.0"/>
+        <w:tblW w:type="pct" w:w="5000.0"/>
         <w:tblLook w:firstRow="1" w:lastRow="0" w:firstColumn="0" w:lastColumn="0" w:noHBand="0" w:noVBand="0" w:val="0020"/>
       </w:tblPr>
-      <w:tblGrid/>
+      <w:tblGrid>
+        <w:gridCol w:w="3960"/>
+        <w:gridCol w:w="3960"/>
+      </w:tblGrid>
       <w:tr>
         <w:tc>
           <w:p>
@@ -115,7 +118,19 @@
               <w:jc w:val="left"/>
             </w:pPr>
             <w:r>
-              <w:t xml:space="preserve">15% (provisional)</w:t>
+              <w:t xml:space="preserve">20% en fase temprana del mandato · 15% en consolidación (ver</w:t>
+            </w:r>
+            <w:r>
+              <w:t xml:space="preserve"> </w:t>
+            </w:r>
+            <w:r>
+              <w:rPr>
+                <w:rStyle w:val="VerbatimChar"/>
+              </w:rPr>
+              <w:t xml:space="preserve">config.py</w:t>
+            </w:r>
+            <w:r>
+              <w:t xml:space="preserve">)</w:t>
             </w:r>
           </w:p>
         </w:tc>
@@ -700,7 +715,7 @@
         <w:pStyle w:val="Compact"/>
       </w:pPr>
       <w:r>
-        <w:t xml:space="preserve">El doc conceptual sugiere</w:t>
+        <w:t xml:space="preserve">La</w:t>
       </w:r>
       <w:r>
         <w:t xml:space="preserve"> </w:t>
@@ -713,7 +728,13 @@
         <w:t xml:space="preserve">ponderación temporal</w:t>
       </w:r>
       <w:r>
-        <w:t xml:space="preserve">: en los primeros 2–4 años de gobierno, gestión y espíritu de época pesan más que en gobiernos largos. Hoy los pesos globales son fijos (</w:t>
+        <w:t xml:space="preserve"> </w:t>
+      </w:r>
+      <w:r>
+        <w:t xml:space="preserve">del doc conceptual (en los primeros 2–4 años de gobierno, gestión y espíritu de época pesan más) está implementada en</w:t>
+      </w:r>
+      <w:r>
+        <w:t xml:space="preserve"> </w:t>
       </w:r>
       <w:r>
         <w:rPr>
@@ -722,7 +743,7 @@
         <w:t xml:space="preserve">config.py</w:t>
       </w:r>
       <w:r>
-        <w:t xml:space="preserve">); parametrizarlos por fase del mandato queda como mejora futura.</w:t>
+        <w:t xml:space="preserve">: fase temprana (primeros 4 años del mandato, pesos parejos 20%) vs. consolidación (25/25/20/15/15). El doc no fija números: los valores son operacionalización propia, ajustar cuando CIGOB los formalice.</w:t>
       </w:r>
     </w:p>
     <w:bookmarkEnd w:id="22"/>
